--- a/odigoi/01_lab1-k8s.en.docx
+++ b/odigoi/01_lab1-k8s.en.docx
@@ -20,7 +20,7 @@
           <w:sz w:val="22"/>
           <w:szCs w:val="22"/>
         </w:rPr>
-        <w:id w:val="1195957382"/>
+        <w:id w:val="-1361736242"/>
         <w:docPartObj>
           <w:docPartGallery w:val="Table of Contents"/>
           <w:docPartUnique/>
@@ -61,7 +61,7 @@
           <w:r>
             <w:fldChar w:fldCharType="separate"/>
           </w:r>
-          <w:hyperlink w:anchor="_Toc224650799" w:history="1">
+          <w:hyperlink w:anchor="_Toc224651172" w:history="1">
             <w:r>
               <w:rPr>
                 <w:rStyle w:val="Hyperlink"/>
@@ -88,7 +88,7 @@
                 <w:noProof/>
                 <w:webHidden/>
               </w:rPr>
-              <w:instrText xml:space="preserve"> PAGEREF _Toc224650799 \h </w:instrText>
+              <w:instrText xml:space="preserve"> PAGEREF _Toc224651172 \h </w:instrText>
             </w:r>
             <w:r>
               <w:rPr>
@@ -135,7 +135,7 @@
               <w14:ligatures w14:val="standardContextual"/>
             </w:rPr>
           </w:pPr>
-          <w:hyperlink w:anchor="_Toc224650800" w:history="1">
+          <w:hyperlink w:anchor="_Toc224651173" w:history="1">
             <w:r>
               <w:rPr>
                 <w:rStyle w:val="Hyperlink"/>
@@ -162,7 +162,7 @@
                 <w:noProof/>
                 <w:webHidden/>
               </w:rPr>
-              <w:instrText xml:space="preserve"> PAGEREF _Toc224650800 \h </w:instrText>
+              <w:instrText xml:space="preserve"> PAGEREF _Toc224651173 \h </w:instrText>
             </w:r>
             <w:r>
               <w:rPr>
@@ -209,7 +209,7 @@
               <w14:ligatures w14:val="standardContextual"/>
             </w:rPr>
           </w:pPr>
-          <w:hyperlink w:anchor="_Toc224650801" w:history="1">
+          <w:hyperlink w:anchor="_Toc224651174" w:history="1">
             <w:r>
               <w:rPr>
                 <w:rStyle w:val="Hyperlink"/>
@@ -236,7 +236,7 @@
                 <w:noProof/>
                 <w:webHidden/>
               </w:rPr>
-              <w:instrText xml:space="preserve"> PAGEREF _Toc224650801 \h </w:instrText>
+              <w:instrText xml:space="preserve"> PAGEREF _Toc224651174 \h </w:instrText>
             </w:r>
             <w:r>
               <w:rPr>
@@ -283,7 +283,7 @@
               <w14:ligatures w14:val="standardContextual"/>
             </w:rPr>
           </w:pPr>
-          <w:hyperlink w:anchor="_Toc224650802" w:history="1">
+          <w:hyperlink w:anchor="_Toc224651175" w:history="1">
             <w:r>
               <w:rPr>
                 <w:rStyle w:val="Hyperlink"/>
@@ -310,7 +310,7 @@
                 <w:noProof/>
                 <w:webHidden/>
               </w:rPr>
-              <w:instrText xml:space="preserve"> PAGEREF _Toc224650802 \h </w:instrText>
+              <w:instrText xml:space="preserve"> PAGEREF _Toc224651175 \h </w:instrText>
             </w:r>
             <w:r>
               <w:rPr>
@@ -357,7 +357,7 @@
               <w14:ligatures w14:val="standardContextual"/>
             </w:rPr>
           </w:pPr>
-          <w:hyperlink w:anchor="_Toc224650803" w:history="1">
+          <w:hyperlink w:anchor="_Toc224651176" w:history="1">
             <w:r>
               <w:rPr>
                 <w:rStyle w:val="Hyperlink"/>
@@ -384,7 +384,7 @@
                 <w:noProof/>
                 <w:webHidden/>
               </w:rPr>
-              <w:instrText xml:space="preserve"> PAGEREF _Toc224650803 \h </w:instrText>
+              <w:instrText xml:space="preserve"> PAGEREF _Toc224651176 \h </w:instrText>
             </w:r>
             <w:r>
               <w:rPr>
@@ -431,7 +431,7 @@
               <w14:ligatures w14:val="standardContextual"/>
             </w:rPr>
           </w:pPr>
-          <w:hyperlink w:anchor="_Toc224650804" w:history="1">
+          <w:hyperlink w:anchor="_Toc224651177" w:history="1">
             <w:r>
               <w:rPr>
                 <w:rStyle w:val="Hyperlink"/>
@@ -458,7 +458,7 @@
                 <w:noProof/>
                 <w:webHidden/>
               </w:rPr>
-              <w:instrText xml:space="preserve"> PAGEREF _Toc224650804 \h </w:instrText>
+              <w:instrText xml:space="preserve"> PAGEREF _Toc224651177 \h </w:instrText>
             </w:r>
             <w:r>
               <w:rPr>
@@ -505,7 +505,7 @@
               <w14:ligatures w14:val="standardContextual"/>
             </w:rPr>
           </w:pPr>
-          <w:hyperlink w:anchor="_Toc224650805" w:history="1">
+          <w:hyperlink w:anchor="_Toc224651178" w:history="1">
             <w:r>
               <w:rPr>
                 <w:rStyle w:val="Hyperlink"/>
@@ -532,7 +532,7 @@
                 <w:noProof/>
                 <w:webHidden/>
               </w:rPr>
-              <w:instrText xml:space="preserve"> PAGEREF _Toc224650805 \h </w:instrText>
+              <w:instrText xml:space="preserve"> PAGEREF _Toc224651178 \h </w:instrText>
             </w:r>
             <w:r>
               <w:rPr>
@@ -579,7 +579,7 @@
               <w14:ligatures w14:val="standardContextual"/>
             </w:rPr>
           </w:pPr>
-          <w:hyperlink w:anchor="_Toc224650806" w:history="1">
+          <w:hyperlink w:anchor="_Toc224651179" w:history="1">
             <w:r>
               <w:rPr>
                 <w:rStyle w:val="Hyperlink"/>
@@ -606,7 +606,7 @@
                 <w:noProof/>
                 <w:webHidden/>
               </w:rPr>
-              <w:instrText xml:space="preserve"> PAGEREF _Toc224650806 \h </w:instrText>
+              <w:instrText xml:space="preserve"> PAGEREF _Toc224651179 \h </w:instrText>
             </w:r>
             <w:r>
               <w:rPr>
@@ -653,7 +653,7 @@
               <w14:ligatures w14:val="standardContextual"/>
             </w:rPr>
           </w:pPr>
-          <w:hyperlink w:anchor="_Toc224650807" w:history="1">
+          <w:hyperlink w:anchor="_Toc224651180" w:history="1">
             <w:r>
               <w:rPr>
                 <w:rStyle w:val="Hyperlink"/>
@@ -680,7 +680,7 @@
                 <w:noProof/>
                 <w:webHidden/>
               </w:rPr>
-              <w:instrText xml:space="preserve"> PAGEREF _Toc224650807 \h </w:instrText>
+              <w:instrText xml:space="preserve"> PAGEREF _Toc224651180 \h </w:instrText>
             </w:r>
             <w:r>
               <w:rPr>
@@ -727,7 +727,7 @@
               <w14:ligatures w14:val="standardContextual"/>
             </w:rPr>
           </w:pPr>
-          <w:hyperlink w:anchor="_Toc224650808" w:history="1">
+          <w:hyperlink w:anchor="_Toc224651181" w:history="1">
             <w:r>
               <w:rPr>
                 <w:rStyle w:val="Hyperlink"/>
@@ -754,7 +754,7 @@
                 <w:noProof/>
                 <w:webHidden/>
               </w:rPr>
-              <w:instrText xml:space="preserve"> PAGEREF _Toc224650808 \h </w:instrText>
+              <w:instrText xml:space="preserve"> PAGEREF _Toc224651181 \h </w:instrText>
             </w:r>
             <w:r>
               <w:rPr>
@@ -801,7 +801,7 @@
               <w14:ligatures w14:val="standardContextual"/>
             </w:rPr>
           </w:pPr>
-          <w:hyperlink w:anchor="_Toc224650809" w:history="1">
+          <w:hyperlink w:anchor="_Toc224651182" w:history="1">
             <w:r>
               <w:rPr>
                 <w:rStyle w:val="Hyperlink"/>
@@ -828,7 +828,7 @@
                 <w:noProof/>
                 <w:webHidden/>
               </w:rPr>
-              <w:instrText xml:space="preserve"> PAGEREF _Toc224650809 \h </w:instrText>
+              <w:instrText xml:space="preserve"> PAGEREF _Toc224651182 \h </w:instrText>
             </w:r>
             <w:r>
               <w:rPr>
@@ -875,7 +875,7 @@
               <w14:ligatures w14:val="standardContextual"/>
             </w:rPr>
           </w:pPr>
-          <w:hyperlink w:anchor="_Toc224650810" w:history="1">
+          <w:hyperlink w:anchor="_Toc224651183" w:history="1">
             <w:r>
               <w:rPr>
                 <w:rStyle w:val="Hyperlink"/>
@@ -902,7 +902,7 @@
                 <w:noProof/>
                 <w:webHidden/>
               </w:rPr>
-              <w:instrText xml:space="preserve"> PAGEREF _Toc224650810 \h </w:instrText>
+              <w:instrText xml:space="preserve"> PAGEREF _Toc224651183 \h </w:instrText>
             </w:r>
             <w:r>
               <w:rPr>
@@ -949,7 +949,7 @@
               <w14:ligatures w14:val="standardContextual"/>
             </w:rPr>
           </w:pPr>
-          <w:hyperlink w:anchor="_Toc224650811" w:history="1">
+          <w:hyperlink w:anchor="_Toc224651184" w:history="1">
             <w:r>
               <w:rPr>
                 <w:rStyle w:val="Hyperlink"/>
@@ -976,7 +976,7 @@
                 <w:noProof/>
                 <w:webHidden/>
               </w:rPr>
-              <w:instrText xml:space="preserve"> PAGEREF _Toc224650811 \h </w:instrText>
+              <w:instrText xml:space="preserve"> PAGEREF _Toc224651184 \h </w:instrText>
             </w:r>
             <w:r>
               <w:rPr>
@@ -1023,7 +1023,7 @@
               <w14:ligatures w14:val="standardContextual"/>
             </w:rPr>
           </w:pPr>
-          <w:hyperlink w:anchor="_Toc224650812" w:history="1">
+          <w:hyperlink w:anchor="_Toc224651185" w:history="1">
             <w:r>
               <w:rPr>
                 <w:rStyle w:val="Hyperlink"/>
@@ -1050,7 +1050,7 @@
                 <w:noProof/>
                 <w:webHidden/>
               </w:rPr>
-              <w:instrText xml:space="preserve"> PAGEREF _Toc224650812 \h </w:instrText>
+              <w:instrText xml:space="preserve"> PAGEREF _Toc224651185 \h </w:instrText>
             </w:r>
             <w:r>
               <w:rPr>
@@ -1097,7 +1097,7 @@
               <w14:ligatures w14:val="standardContextual"/>
             </w:rPr>
           </w:pPr>
-          <w:hyperlink w:anchor="_Toc224650813" w:history="1">
+          <w:hyperlink w:anchor="_Toc224651186" w:history="1">
             <w:r>
               <w:rPr>
                 <w:rStyle w:val="Hyperlink"/>
@@ -1124,7 +1124,7 @@
                 <w:noProof/>
                 <w:webHidden/>
               </w:rPr>
-              <w:instrText xml:space="preserve"> PAGEREF _Toc224650813 \h </w:instrText>
+              <w:instrText xml:space="preserve"> PAGEREF _Toc224651186 \h </w:instrText>
             </w:r>
             <w:r>
               <w:rPr>
@@ -1171,7 +1171,7 @@
               <w14:ligatures w14:val="standardContextual"/>
             </w:rPr>
           </w:pPr>
-          <w:hyperlink w:anchor="_Toc224650814" w:history="1">
+          <w:hyperlink w:anchor="_Toc224651187" w:history="1">
             <w:r>
               <w:rPr>
                 <w:rStyle w:val="Hyperlink"/>
@@ -1198,7 +1198,7 @@
                 <w:noProof/>
                 <w:webHidden/>
               </w:rPr>
-              <w:instrText xml:space="preserve"> PAGEREF _Toc224650814 \h </w:instrText>
+              <w:instrText xml:space="preserve"> PAGEREF _Toc224651187 \h </w:instrText>
             </w:r>
             <w:r>
               <w:rPr>
@@ -1241,7 +1241,7 @@
         <w:pStyle w:val="Heading1"/>
       </w:pPr>
       <w:bookmarkStart w:id="0" w:name="introduction"/>
-      <w:bookmarkStart w:id="1" w:name="_Toc224650799"/>
+      <w:bookmarkStart w:id="1" w:name="_Toc224651172"/>
       <w:r>
         <w:t>Introduction</w:t>
       </w:r>
@@ -1275,7 +1275,7 @@
         <w:pStyle w:val="Heading1"/>
       </w:pPr>
       <w:bookmarkStart w:id="2" w:name="installing-the-openvpn-client"/>
-      <w:bookmarkStart w:id="3" w:name="_Toc224650800"/>
+      <w:bookmarkStart w:id="3" w:name="_Toc224651173"/>
       <w:bookmarkEnd w:id="0"/>
       <w:r>
         <w:t>Installing the OpenVPN client</w:t>
@@ -1319,7 +1319,7 @@
         <w:pStyle w:val="Heading1"/>
       </w:pPr>
       <w:bookmarkStart w:id="4" w:name="Xb28286bb5854f14d1097ca31d78e445797eec39"/>
-      <w:bookmarkStart w:id="5" w:name="_Toc224650801"/>
+      <w:bookmarkStart w:id="5" w:name="_Toc224651174"/>
       <w:bookmarkEnd w:id="2"/>
       <w:r>
         <w:lastRenderedPageBreak/>
@@ -1635,7 +1635,7 @@
         <w:pStyle w:val="Heading1"/>
       </w:pPr>
       <w:bookmarkStart w:id="6" w:name="installing-kubectl"/>
-      <w:bookmarkStart w:id="7" w:name="_Toc224650802"/>
+      <w:bookmarkStart w:id="7" w:name="_Toc224651175"/>
       <w:bookmarkEnd w:id="4"/>
       <w:r>
         <w:t>Installing kubectl</w:t>
@@ -2209,7 +2209,7 @@
           <w:noProof/>
         </w:rPr>
         <w:drawing>
-          <wp:inline distT="0" distB="0" distL="0" distR="0" wp14:anchorId="2AD764E8" wp14:editId="2446E409">
+          <wp:inline distT="0" distB="0" distL="0" distR="0" wp14:anchorId="7076B765" wp14:editId="15669F52">
             <wp:extent cx="6692900" cy="2443699"/>
             <wp:effectExtent l="0" t="0" r="0" b="0"/>
             <wp:docPr id="26" name="Picture" descr="Figure 1"/>
@@ -2256,7 +2256,7 @@
         <w:pStyle w:val="Heading1"/>
       </w:pPr>
       <w:bookmarkStart w:id="8" w:name="installing-k9s"/>
-      <w:bookmarkStart w:id="9" w:name="_Toc224650803"/>
+      <w:bookmarkStart w:id="9" w:name="_Toc224651176"/>
       <w:bookmarkEnd w:id="6"/>
       <w:r>
         <w:t>Installing k9s</w:t>
@@ -2416,7 +2416,7 @@
         <w:pStyle w:val="Heading1"/>
       </w:pPr>
       <w:bookmarkStart w:id="10" w:name="installing-hadoop-and-spark-clients"/>
-      <w:bookmarkStart w:id="11" w:name="_Toc224650804"/>
+      <w:bookmarkStart w:id="11" w:name="_Toc224651177"/>
       <w:bookmarkEnd w:id="8"/>
       <w:r>
         <w:t>Installing Hadoop and Spark clients</w:t>
@@ -2895,7 +2895,7 @@
         <w:pStyle w:val="Heading1"/>
       </w:pPr>
       <w:bookmarkStart w:id="12" w:name="configuring-the-hdfs-client"/>
-      <w:bookmarkStart w:id="13" w:name="_Toc224650805"/>
+      <w:bookmarkStart w:id="13" w:name="_Toc224651178"/>
       <w:bookmarkEnd w:id="10"/>
       <w:r>
         <w:t>Configuring the HDFS client</w:t>
@@ -3135,7 +3135,7 @@
           <w:noProof/>
         </w:rPr>
         <w:drawing>
-          <wp:inline distT="0" distB="0" distL="0" distR="0" wp14:anchorId="4EA6F93F" wp14:editId="76B4C6C4">
+          <wp:inline distT="0" distB="0" distL="0" distR="0" wp14:anchorId="1CFAC98F" wp14:editId="5C133256">
             <wp:extent cx="6692900" cy="2326867"/>
             <wp:effectExtent l="0" t="0" r="0" b="0"/>
             <wp:docPr id="32" name="Picture" descr="Figure 2"/>
@@ -3182,7 +3182,7 @@
         <w:pStyle w:val="Heading1"/>
       </w:pPr>
       <w:bookmarkStart w:id="14" w:name="running-a-test-wordcount-program"/>
-      <w:bookmarkStart w:id="15" w:name="_Toc224650806"/>
+      <w:bookmarkStart w:id="15" w:name="_Toc224651179"/>
       <w:bookmarkEnd w:id="12"/>
       <w:r>
         <w:t>Running a test WordCount program</w:t>
@@ -3961,7 +3961,7 @@
         <w:pStyle w:val="Heading1"/>
       </w:pPr>
       <w:bookmarkStart w:id="16" w:name="running-spark-on-kubernetes"/>
-      <w:bookmarkStart w:id="17" w:name="_Toc224650807"/>
+      <w:bookmarkStart w:id="17" w:name="_Toc224651180"/>
       <w:bookmarkEnd w:id="14"/>
       <w:r>
         <w:t>Running Spark on Kubernetes</w:t>
@@ -4719,7 +4719,7 @@
         <w:pStyle w:val="Heading1"/>
       </w:pPr>
       <w:bookmarkStart w:id="18" w:name="storing-default-spark-parameters"/>
-      <w:bookmarkStart w:id="19" w:name="_Toc224650808"/>
+      <w:bookmarkStart w:id="19" w:name="_Toc224651181"/>
       <w:bookmarkEnd w:id="16"/>
       <w:r>
         <w:t>Storing default Spark parameters</w:t>
@@ -5039,7 +5039,7 @@
         <w:pStyle w:val="Heading1"/>
       </w:pPr>
       <w:bookmarkStart w:id="20" w:name="monitoring-execution-with-k9s"/>
-      <w:bookmarkStart w:id="21" w:name="_Toc224650809"/>
+      <w:bookmarkStart w:id="21" w:name="_Toc224651182"/>
       <w:bookmarkEnd w:id="18"/>
       <w:r>
         <w:t>Monitoring execution with k9s</w:t>
@@ -5132,7 +5132,7 @@
         <w:pStyle w:val="Heading1"/>
       </w:pPr>
       <w:bookmarkStart w:id="22" w:name="useful-hdfs-commands"/>
-      <w:bookmarkStart w:id="23" w:name="_Toc224650810"/>
+      <w:bookmarkStart w:id="23" w:name="_Toc224651183"/>
       <w:bookmarkEnd w:id="20"/>
       <w:r>
         <w:t>Useful HDFS commands</w:t>
@@ -5427,7 +5427,7 @@
         <w:pStyle w:val="Heading1"/>
       </w:pPr>
       <w:bookmarkStart w:id="24" w:name="useful-linux-commands"/>
-      <w:bookmarkStart w:id="25" w:name="_Toc224650811"/>
+      <w:bookmarkStart w:id="25" w:name="_Toc224651184"/>
       <w:bookmarkEnd w:id="22"/>
       <w:r>
         <w:t>Useful Linux commands</w:t>
@@ -5556,7 +5556,7 @@
         <w:pStyle w:val="Heading1"/>
       </w:pPr>
       <w:bookmarkStart w:id="26" w:name="Xa2c2bc2bf468f0fd31c675be64b98128528f332"/>
-      <w:bookmarkStart w:id="27" w:name="_Toc224650812"/>
+      <w:bookmarkStart w:id="27" w:name="_Toc224651185"/>
       <w:bookmarkEnd w:id="24"/>
       <w:r>
         <w:t>Running Spark locally, either interactively or via a Python file</w:t>
@@ -5582,7 +5582,7 @@
         <w:pStyle w:val="Heading2"/>
       </w:pPr>
       <w:bookmarkStart w:id="28" w:name="interactive-execution-through-the-shell"/>
-      <w:bookmarkStart w:id="29" w:name="_Toc224650813"/>
+      <w:bookmarkStart w:id="29" w:name="_Toc224651186"/>
       <w:r>
         <w:lastRenderedPageBreak/>
         <w:t>Interactive execution through the shell</w:t>
@@ -5723,7 +5723,7 @@
         <w:pStyle w:val="Heading2"/>
       </w:pPr>
       <w:bookmarkStart w:id="30" w:name="running-a-local-python-file-for-testing"/>
-      <w:bookmarkStart w:id="31" w:name="_Toc224650814"/>
+      <w:bookmarkStart w:id="31" w:name="_Toc224651187"/>
       <w:bookmarkEnd w:id="28"/>
       <w:r>
         <w:t>Running a local Python file for testing</w:t>
@@ -6264,7 +6264,7 @@
   <w:abstractNum w:abstractNumId="9" w15:restartNumberingAfterBreak="0">
     <w:nsid w:val="0000A990"/>
     <w:multiLevelType w:val="multilevel"/>
-    <w:tmpl w:val="58AC45D6"/>
+    <w:tmpl w:val="84005DD4"/>
     <w:lvl w:ilvl="0">
       <w:numFmt w:val="bullet"/>
       <w:lvlText w:val=" "/>
@@ -6341,7 +6341,7 @@
   <w:abstractNum w:abstractNumId="10" w15:restartNumberingAfterBreak="0">
     <w:nsid w:val="0000A991"/>
     <w:multiLevelType w:val="multilevel"/>
-    <w:tmpl w:val="9038273A"/>
+    <w:tmpl w:val="CCC05F2C"/>
     <w:lvl w:ilvl="0">
       <w:numFmt w:val="bullet"/>
       <w:lvlText w:val=""/>
@@ -6442,40 +6442,40 @@
       </w:rPr>
     </w:lvl>
   </w:abstractNum>
-  <w:num w:numId="1" w16cid:durableId="2026204443">
+  <w:num w:numId="1" w16cid:durableId="1021514692">
     <w:abstractNumId w:val="8"/>
   </w:num>
-  <w:num w:numId="2" w16cid:durableId="1636716747">
+  <w:num w:numId="2" w16cid:durableId="1884058926">
     <w:abstractNumId w:val="6"/>
   </w:num>
-  <w:num w:numId="3" w16cid:durableId="1307008607">
+  <w:num w:numId="3" w16cid:durableId="1931159941">
     <w:abstractNumId w:val="5"/>
   </w:num>
-  <w:num w:numId="4" w16cid:durableId="376470424">
+  <w:num w:numId="4" w16cid:durableId="1901211405">
     <w:abstractNumId w:val="4"/>
   </w:num>
-  <w:num w:numId="5" w16cid:durableId="1938632723">
+  <w:num w:numId="5" w16cid:durableId="821459254">
     <w:abstractNumId w:val="7"/>
   </w:num>
-  <w:num w:numId="6" w16cid:durableId="538862001">
+  <w:num w:numId="6" w16cid:durableId="1157261572">
     <w:abstractNumId w:val="3"/>
   </w:num>
-  <w:num w:numId="7" w16cid:durableId="1137453090">
+  <w:num w:numId="7" w16cid:durableId="1738435282">
     <w:abstractNumId w:val="2"/>
   </w:num>
-  <w:num w:numId="8" w16cid:durableId="1275674485">
+  <w:num w:numId="8" w16cid:durableId="1573391756">
     <w:abstractNumId w:val="1"/>
   </w:num>
-  <w:num w:numId="9" w16cid:durableId="1973752199">
+  <w:num w:numId="9" w16cid:durableId="232081783">
     <w:abstractNumId w:val="0"/>
   </w:num>
-  <w:num w:numId="10" w16cid:durableId="690835744">
+  <w:num w:numId="10" w16cid:durableId="295530226">
     <w:abstractNumId w:val="9"/>
   </w:num>
-  <w:num w:numId="11" w16cid:durableId="862941802">
+  <w:num w:numId="11" w16cid:durableId="1941645919">
     <w:abstractNumId w:val="10"/>
   </w:num>
-  <w:num w:numId="12" w16cid:durableId="15232063">
+  <w:num w:numId="12" w16cid:durableId="937252896">
     <w:abstractNumId w:val="10"/>
   </w:num>
 </w:numbering>
@@ -18296,7 +18296,7 @@
     <w:autoRedefine/>
     <w:uiPriority w:val="39"/>
     <w:unhideWhenUsed/>
-    <w:rsid w:val="006F5AB3"/>
+    <w:rsid w:val="008C41EC"/>
     <w:pPr>
       <w:spacing w:after="100"/>
     </w:pPr>
@@ -18308,7 +18308,7 @@
     <w:autoRedefine/>
     <w:uiPriority w:val="39"/>
     <w:unhideWhenUsed/>
-    <w:rsid w:val="006F5AB3"/>
+    <w:rsid w:val="008C41EC"/>
     <w:pPr>
       <w:spacing w:after="100"/>
       <w:ind w:left="220"/>
@@ -18319,7 +18319,7 @@
     <w:basedOn w:val="DefaultParagraphFont"/>
     <w:uiPriority w:val="99"/>
     <w:unhideWhenUsed/>
-    <w:rsid w:val="006F5AB3"/>
+    <w:rsid w:val="008C41EC"/>
     <w:rPr>
       <w:color w:val="0000FF" w:themeColor="hyperlink"/>
       <w:u w:val="single"/>
